--- a/atelier/atelier_144.docx
+++ b/atelier/atelier_144.docx
@@ -474,7 +474,7 @@
                 <w:b w:val="false"/>
                 <w:bCs w:val="false"/>
               </w:rPr>
-              <w:t xml:space="preserve">Pratique de review (#143)</w:t>
+              <w:t xml:space="preserve">Pratique de review</w:t>
             </w:r>
           </w:p>
         </w:tc>
@@ -527,20 +527,20 @@
         <w:spacing w:after="80"/>
       </w:pPr>
       <w:r>
-        <w:t xml:space="preserve">Questionner ouvre, imposer ferme : « et si on essayait X ? » invite à réfléchir et laisse à l’auteur sa part de réflexion ; « fais X » est un ordre qui infantilise. La question respecte l’intelligence de l’auteur et engage un dialogue — d’où une review qui est une conversation, pas un audit (cf. charte #142).</w:t>
-      </w:r>
-    </w:p>
-    <w:p>
-      <w:pPr>
-        <w:pStyle w:val="ListParagraph"/>
-        <w:numPr>
-          <w:ilvl w:val="0"/>
-          <w:numId w:val="2"/>
-        </w:numPr>
-        <w:spacing w:after="80"/>
-      </w:pPr>
-      <w:r>
-        <w:t xml:space="preserve">Expliquer le pourquoi enseigne, pas juste corriger : « c’est faux » corrige une fois ; « ça pourrait planter si l’entrée est nulle » enseigne un réflexe pour toujours. Le pourquoi transforme chaque commentaire en apprentissage durable — c’est ce qui fait monter en compétence (cf. mentorat #147).</w:t>
+        <w:t xml:space="preserve">Questionner ouvre, imposer ferme : « et si on essayait X ? » invite à réfléchir et laisse à l’auteur sa part de réflexion ; « fais X » est un ordre qui infantilise. La question respecte l’intelligence de l’auteur et engage un dialogue — d’où une review qui est une conversation, pas un audit (cf. charte).</w:t>
+      </w:r>
+    </w:p>
+    <w:p>
+      <w:pPr>
+        <w:pStyle w:val="ListParagraph"/>
+        <w:numPr>
+          <w:ilvl w:val="0"/>
+          <w:numId w:val="2"/>
+        </w:numPr>
+        <w:spacing w:after="80"/>
+      </w:pPr>
+      <w:r>
+        <w:t xml:space="preserve">Expliquer le pourquoi enseigne, pas juste corriger : « c’est faux » corrige une fois ; « ça pourrait planter si l’entrée est nulle » enseigne un réflexe pour toujours. Le pourquoi transforme chaque commentaire en apprentissage durable — c’est ce qui fait monter en compétence (cf. mentorat).</w:t>
       </w:r>
     </w:p>
     <w:p>
@@ -624,7 +624,7 @@
                 <w:sz w:val="18"/>
                 <w:szCs w:val="18"/>
               </w:rPr>
-              <w:t xml:space="preserve">  AU LIEU DE              -&gt;  PRÉFÉRER</w:t>
+              <w:t xml:space="preserve"> AU LIEU DE -&gt; PRÉFÉRER</w:t>
             </w:r>
           </w:p>
           <w:p>
@@ -634,7 +634,7 @@
                 <w:sz w:val="18"/>
                 <w:szCs w:val="18"/>
               </w:rPr>
-              <w:t xml:space="preserve">  'change ça'             -&gt;  'et si on extrayait ça</w:t>
+              <w:t xml:space="preserve"> 'change ça' -&gt; 'et si on extrayait ça</w:t>
             </w:r>
           </w:p>
           <w:p>
@@ -644,7 +644,7 @@
                 <w:sz w:val="18"/>
                 <w:szCs w:val="18"/>
               </w:rPr>
-              <w:t xml:space="preserve">                              dans une fonction ?'</w:t>
+              <w:t xml:space="preserve"> dans une fonction ?'</w:t>
             </w:r>
           </w:p>
           <w:p>
@@ -654,7 +654,7 @@
                 <w:sz w:val="18"/>
                 <w:szCs w:val="18"/>
               </w:rPr>
-              <w:t xml:space="preserve">  'c'est faux'            -&gt;  'ça pourrait poser problème</w:t>
+              <w:t xml:space="preserve"> 'c'est faux' -&gt; 'ça pourrait poser problème</w:t>
             </w:r>
           </w:p>
           <w:p>
@@ -664,7 +664,7 @@
                 <w:sz w:val="18"/>
                 <w:szCs w:val="18"/>
               </w:rPr>
-              <w:t xml:space="preserve">                              si l'entrée est vide, non ?'</w:t>
+              <w:t xml:space="preserve"> si l'entrée est vide, non ?'</w:t>
             </w:r>
           </w:p>
           <w:p>
@@ -674,7 +674,7 @@
                 <w:sz w:val="18"/>
                 <w:szCs w:val="18"/>
               </w:rPr>
-              <w:t xml:space="preserve">  'pourquoi t'as fait ça' -&gt;  'qu'est-ce qui t'a amené à</w:t>
+              <w:t xml:space="preserve"> 'pourquoi t'as fait ça' -&gt; 'qu'est-ce qui t'a amené à</w:t>
             </w:r>
           </w:p>
           <w:p>
@@ -684,7 +684,7 @@
                 <w:sz w:val="18"/>
                 <w:szCs w:val="18"/>
               </w:rPr>
-              <w:t xml:space="preserve">                              ce choix ? je vois peut-être</w:t>
+              <w:t xml:space="preserve"> ce choix ? je vois peut-être</w:t>
             </w:r>
           </w:p>
           <w:p>
@@ -694,7 +694,7 @@
                 <w:sz w:val="18"/>
                 <w:szCs w:val="18"/>
               </w:rPr>
-              <w:t xml:space="preserve">                              pas le contexte'</w:t>
+              <w:t xml:space="preserve"> pas le contexte'</w:t>
             </w:r>
           </w:p>
           <w:p>
@@ -704,7 +704,7 @@
                 <w:sz w:val="18"/>
                 <w:szCs w:val="18"/>
               </w:rPr>
-              <w:t xml:space="preserve">  'mauvais nommage'       -&gt;  'ce nom m'a un peu perdu,</w:t>
+              <w:t xml:space="preserve"> 'mauvais nommage' -&gt; 'ce nom m'a un peu perdu,</w:t>
             </w:r>
           </w:p>
           <w:p>
@@ -714,7 +714,7 @@
                 <w:sz w:val="18"/>
                 <w:szCs w:val="18"/>
               </w:rPr>
-              <w:t xml:space="preserve">                              un nom comme X aiderait ?'</w:t>
+              <w:t xml:space="preserve"> un nom comme X aiderait ?'</w:t>
             </w:r>
           </w:p>
           <w:p>
@@ -734,7 +734,7 @@
                 <w:sz w:val="18"/>
                 <w:szCs w:val="18"/>
               </w:rPr>
-              <w:t xml:space="preserve">  Principes : QUESTIONNER, expliquer le POURQUOI,</w:t>
+              <w:t xml:space="preserve"> Principes : QUESTIONNER, expliquer le POURQUOI,</w:t>
             </w:r>
           </w:p>
           <w:p>
@@ -744,7 +744,7 @@
                 <w:sz w:val="18"/>
                 <w:szCs w:val="18"/>
               </w:rPr>
-              <w:t xml:space="preserve">  parler du CODE pas de la PERSONNE, supposer la</w:t>
+              <w:t xml:space="preserve"> parler du CODE pas de la PERSONNE, supposer la</w:t>
             </w:r>
           </w:p>
           <w:p>
@@ -754,7 +754,7 @@
                 <w:sz w:val="18"/>
                 <w:szCs w:val="18"/>
               </w:rPr>
-              <w:t xml:space="preserve">  bonne foi (l'auteur a fait de son mieux).</w:t>
+              <w:t xml:space="preserve"> bonne foi (l'auteur a fait de son mieux).</w:t>
             </w:r>
           </w:p>
         </w:tc>
@@ -1005,7 +1005,7 @@
         <w:t xml:space="preserve">(5 min) Acter la posture</w:t>
       </w:r>
       <w:r>
-        <w:t xml:space="preserve"> — intégrer ces principes à la charte (#142).</w:t>
+        <w:t xml:space="preserve"> — intégrer ces principes à la charte.</w:t>
       </w:r>
     </w:p>
     <w:p>
@@ -1085,7 +1085,7 @@
         <w:spacing w:after="80"/>
       </w:pPr>
       <w:r>
-        <w:t xml:space="preserve">La posture intégrée à la charte de review (#142).</w:t>
+        <w:t xml:space="preserve">La posture intégrée à la charte de review.</w:t>
       </w:r>
     </w:p>
     <w:p>
@@ -1101,7 +1101,7 @@
         <w:spacing w:after="120"/>
       </w:pPr>
       <w:r>
-        <w:t xml:space="preserve">La posture constructive est posée. La suite valorise et ancre : #145 (partager les meilleures reviews — des exemples concrets de bonnes reviews), #146 (systématiser au moins un commentaire constructif par review), #147 (mentorat par la review). La posture d’aujourd’hui est ce qui rend ces reviews exemplaires et formatrices.</w:t>
+        <w:t xml:space="preserve">La posture constructive est posée. La suite valorise et ancre : (partager les meilleures reviews — des exemples concrets de bonnes reviews), (systématiser au moins un commentaire constructif par review), (mentorat par la review). La posture d’aujourd’hui est ce qui rend ces reviews exemplaires et formatrices.</w:t>
       </w:r>
     </w:p>
     <w:p>
